--- a/Dataset/generated_documents/inspection/INS_EVT-012.docx
+++ b/Dataset/generated_documents/inspection/INS_EVT-012.docx
@@ -37,7 +37,7 @@
           <w:b/>
           <w:sz w:val="32"/>
         </w:rPr>
-        <w:t>Equipment Condition Inspection</w:t>
+        <w:t>Detailed Equipment Inspection</w:t>
       </w:r>
     </w:p>
     <w:p/>
@@ -77,7 +77,7 @@
           </w:tcPr>
           <w:p>
             <w:r>
-              <w:t>F1B0EF96</w:t>
+              <w:t>ABF920F8</w:t>
             </w:r>
           </w:p>
         </w:tc>
@@ -209,7 +209,7 @@
           </w:tcPr>
           <w:p>
             <w:r>
-              <w:t>14-Jul-2026 22:50</w:t>
+              <w:t>15-Jul-2026 13:05</w:t>
             </w:r>
           </w:p>
         </w:tc>
@@ -619,9 +619,9 @@
     <w:p>
       <w:r>
         <w:br/>
-        <w:t>Inspection initiated following an operational</w:t>
+        <w:t>Detailed inspection performed after</w:t>
         <w:br/>
-        <w:t>complaint from Safety.</w:t>
+        <w:t>maintenance completion.</w:t>
         <w:br/>
       </w:r>
     </w:p>
@@ -636,15 +636,15 @@
     <w:p>
       <w:r>
         <w:br/>
-        <w:t>Equipment checked for vibration,</w:t>
+        <w:t>Inspection verified that corrective action</w:t>
         <w:br/>
-        <w:t>temperature, leakage and alignment.</w:t>
+        <w:t>has been completed.</w:t>
         <w:br/>
         <w:br/>
-        <w:t>Status :</w:t>
+        <w:t>Asset Criticality :</w:t>
         <w:br/>
         <w:br/>
-        <w:t>Closed</w:t>
+        <w:t>Critical</w:t>
         <w:br/>
       </w:r>
     </w:p>
@@ -659,10 +659,10 @@
     <w:p>
       <w:r>
         <w:br/>
-        <w:t>Inspector observed:</w:t>
+        <w:t>Verification Remarks:</w:t>
         <w:br/>
         <w:br/>
-        <w:t>Boiler inspection</w:t>
+        <w:t>Passed</w:t>
         <w:br/>
       </w:r>
     </w:p>
@@ -676,7 +676,7 @@
     </w:p>
     <w:p>
       <w:r>
-        <w:t>Risk Level : Medium</w:t>
+        <w:t>Risk Level : Low</w:t>
       </w:r>
     </w:p>
     <w:p>
@@ -689,7 +689,7 @@
     </w:p>
     <w:p>
       <w:r>
-        <w:t>Operator advised to monitor pressure readings for 48 hours.</w:t>
+        <w:t>Preventive maintenance interval should be reduced.</w:t>
       </w:r>
     </w:p>
     <w:p>
@@ -715,7 +715,7 @@
     </w:p>
     <w:p>
       <w:r>
-        <w:t>Laser Alignment Kit</w:t>
+        <w:t>Pressure Gauge</w:t>
       </w:r>
     </w:p>
     <w:p>
@@ -723,7 +723,7 @@
         <w:pStyle w:val="Heading1"/>
       </w:pPr>
       <w:r>
-        <w:t>Maintenance Summary</w:t>
+        <w:t>Inspection Summary</w:t>
       </w:r>
     </w:p>
     <w:tbl>
@@ -1023,7 +1023,20 @@
         <w:pStyle w:val="Heading1"/>
       </w:pPr>
       <w:r>
-        <w:t>Maintenance Checklist</w:t>
+        <w:t>Root Cause</w:t>
+      </w:r>
+    </w:p>
+    <w:p>
+      <w:r>
+        <w:t>Follow-up</w:t>
+      </w:r>
+    </w:p>
+    <w:p>
+      <w:pPr>
+        <w:pStyle w:val="Heading1"/>
+      </w:pPr>
+      <w:r>
+        <w:t>Inspection Checklist</w:t>
       </w:r>
     </w:p>
     <w:p>
